--- a/docs/KOR-indigenous-Sector-Report-2026-06-23.docx
+++ b/docs/KOR-indigenous-Sector-Report-2026-06-23.docx
@@ -16,7 +16,7 @@
           <w:i/>
           <w:sz w:val="18"/>
         </w:rPr>
-        <w:t xml:space="preserve">BC + Alberta First Nations / Métis / Indigenous construction pipeline. Verdicts: PURSUE / MONITOR / DEAD / DISCOVER. Indigenous procurement is relationship-driven, not open-bid — warm-introduction paths and 1-3 year relationship cadence acknowledged in every recommendation. Cultural-competency and protocol-respect baked into the honing PROMPT. Generated 2026-06-23 20:01 UTC from live KorOpportunitiesDb honing verdicts.</w:t>
+        <w:t xml:space="preserve">BC + Alberta First Nations / Métis / Indigenous construction pipeline. Verdicts: PURSUE / MONITOR / DEAD / DISCOVER. Indigenous procurement is relationship-driven, not open-bid — warm-introduction paths and 1-3 year relationship cadence acknowledged in every recommendation. Cultural-competency and protocol-respect baked into the honing PROMPT. Generated 2026-06-23 20:31 UTC from live KorOpportunitiesDb honing verdicts.</w:t>
       </w:r>
     </w:p>
     <w:p>
@@ -2058,21 +2058,10 @@
         <w:rPr>
           <w:b/>
         </w:rPr>
-        <w:t xml:space="preserve">• KOR_OPPORTUNITY: </w:t>
-      </w:r>
-      <w:r>
-        <w:t xml:space="preserve">Islander Engineering — Defence Canada proposal teaming (Yellowridge + DHK + KOR) — Defence Canada / DCC proposal forming with Yellowridge Construction (GC) + DHK Architects (+ KOR structural, + this firm as civil), likely CFB Esquimalt (A/B Jetty Recapitalization). KOR past-performance check (Deltek): NO KOR jobs with Islander or Gwaii (cannot cite as past performance); KOR HAS active jobs with Yellowridge (611 Brunswick St, Prince George) and dHKarchitects (All Clan House, Stellako BC). Anchor </w:t>
-      </w:r>
-    </w:p>
-    <w:p>
-      <w:r>
-        <w:rPr>
-          <w:b/>
-        </w:rPr>
-        <w:t xml:space="preserve">• KOR_OPPORTUNITY: </w:t>
-      </w:r>
-      <w:r>
-        <w:t xml:space="preserve">Islander Engineering — Vancouver Island civil teaming partner (land-dev / missing-middle) — Civil + clean-energy + land-development firm; complementary to KOR structural. No Deltek history - net-new teaming. Linked to Gwaii Engineering via shared founder/staff.</w:t>
+        <w:t xml:space="preserve">• LeadershipChange: </w:t>
+      </w:r>
+      <w:r>
+        <w:t xml:space="preserve">Boniface Oleksiuk Politano Architects — New hire: Director of Operations &amp; Strategy (Ashleigh Lowe) joined BOP — A Director of Operations &amp; Strategy role was filled at BOP Architects, with the incoming hire announcing via LinkedIn: 'I'm thrilled to share that I've joined BOP Architects as Director of Operations and Strategy.' SignalHire also lists 'Ashleigh Lowe — Director of Operations &amp; Strategy' at BOP. This is a new, senior non-principal hire representing a meaningful step in firm maturation</w:t>
       </w:r>
     </w:p>
     <w:p>
@@ -2083,7 +2072,7 @@
         <w:t xml:space="preserve">• LeadershipChange: </w:t>
       </w:r>
       <w:r>
-        <w:t xml:space="preserve">hcma architecture + design — Three new principals appointed: Aiden Callison, Ali Kenyon, Darin Harding — hcma expanded its partnership group in February 2025 with three promotions. Callison leads Indigenous design work; Kenyon leads public space and community buildings; Harding leads Alberta/Calgary office work. All three are fresh principals with no locked structural incumbent — KOR entry points.</w:t>
+        <w:t xml:space="preserve">Boniface Oleksiuk Politano Architects — CORRECTIVE: Alan Boniface confirmed still Principal at BOP — prior departure flag was incorrect — Previous CURRENT_KNOWLEDGE marked Alan Boniface as isCurrent: false (departed). SignalHire (updated 2025-05-07) and LinkedIn both confirm he remains Principal at BOP Architects. His email alan@bop.ca is active. The departure flag should be cleared. He continues to post publicly under 'Principal at BOP Architects' on LinkedIn and is reposted by the firm's offic</w:t>
       </w:r>
     </w:p>
     <w:p>
@@ -2094,7 +2083,7 @@
         <w:t xml:space="preserve">• LeadershipChange: </w:t>
       </w:r>
       <w:r>
-        <w:t xml:space="preserve">hcma architecture + design — Carl-Jan Rupp departure from hcma Victoria studio — unconfirmed but consistent with prior signal — Carl-Jan Rupp's departure was flagged in prior knowledge. No current source confirms him at hcma. The Victoria studio contact strategy should shift to Paul Fast or Darin Harding as the most active current principals for Island and Alberta work respectively.</w:t>
+        <w:t xml:space="preserve">Boniface Oleksiuk Politano Architects — Principal, Architect AIBC departure: Alan Boniface — CORRECTION — prior knowledge flagged as departed (isCurrent: false); multiple independent sources confirm Alan Boniface remains Principal at BOP Architects as of mid-2025. Past managing partner of DIALOG Vancouver; former Chair ULI Vancouver and Vancouver City Planning Commission. Senior industry figure and developer-relationship principal. KOR senior leadership contact target.</w:t>
       </w:r>
     </w:p>
     <w:p>
@@ -2105,7 +2094,7 @@
         <w:t xml:space="preserve">• LeadershipChange: </w:t>
       </w:r>
       <w:r>
-        <w:t xml:space="preserve">hcma architecture + design — Stuart Rothnie departure from hcma — confirmed absent from current principal roster — Stuart Rothnie no longer appears on hcma's current principal group. The three new principals announced Feb 2025 (Callison, Kenyon, Harding) are stated to join 'hcma's seven other principals,' consistent with Rothnie's departure from the partnership. His AIBC IPBC role was external. KOR should not rely on Rothnie as an entry point.</w:t>
+        <w:t xml:space="preserve">Revery Architecture Inc. (formerly Bing Thom Architects) — Skylarr Amari hired as Marketing Lead — first dedicated marketing role confirmed — ZoomInfo shows Skylarr Amari joined Revery as Marketing Lead on October 1, 2025. This is the first confirmed dedicated marketing hire visible in public data, suggesting the firm is formalizing BD and RFP processes. This person is now a relevant gatekeeper for SE firms seeking to be included on proposal teams.</w:t>
       </w:r>
     </w:p>
     <w:p>
@@ -2116,7 +2105,7 @@
         <w:t xml:space="preserve">• LeadershipChange: </w:t>
       </w:r>
       <w:r>
-        <w:t xml:space="preserve">hcma architecture + design — CORRECTIVE: Darryl Condon confirmed still Managing Principal — prior departure signal was incorrect — hcma.ca team page and Feb 2025 Canadian Architect quote both confirm Darryl Condon as Managing Principal. The prior CURRENT_KNOWLEDGE departure signal for Condon is not supported by current sources. He remains the firm's senior leader and key BD contact.</w:t>
+        <w:t xml:space="preserve">Workun Garrick Partnership — Tristan Hawryluk elevated to Partner in 2018 — confirmed still current — Hawryluk was announced as Partner in 2018 after 11 years as an Associate. He is confirmed as a current partner on the firm website People page alongside MacGregor and Rabinovitch as of June 2026. He holds LEED AP BD+C credentials, making him relevant for sustainability-forward school and community projects.</w:t>
       </w:r>
     </w:p>
     <w:p>
@@ -2127,7 +2116,29 @@
         <w:t xml:space="preserve">• LeadershipChange: </w:t>
       </w:r>
       <w:r>
-        <w:t xml:space="preserve">Wesgroup Properties Ltd. — Joey Coupland identified as SVP Sales — new tracked executive — Joey Coupland confirmed as Senior Vice President of Sales at Wesgroup Properties, quoted in Wesgroup's official press release for the 1 Market Square groundbreaking (December 2025) and the ACE Try Before You Buy launch (April 2026). Previously held senior roles at MLA Canada and MOSAIC. Not previously tracked.</w:t>
+        <w:t xml:space="preserve">Workun Garrick Partnership — CORRECTION — Dave Christie retired 2013; NOT a current principal — Prior knowledge listed Dave Christie as a current co-principal. The firm's own About page confirms Christie retired in 2013, leaving MacGregor and Rabinovitch as sole directors at that time. Christie should be removed from current decision-maker lists. Current leadership is MacGregor, Rabinovitch, and Hawryluk (3 partners).</w:t>
+      </w:r>
+    </w:p>
+    <w:p>
+      <w:r>
+        <w:rPr>
+          <w:b/>
+        </w:rPr>
+        <w:t xml:space="preserve">• SE_OPEN: </w:t>
+      </w:r>
+      <w:r>
+        <w:t xml:space="preserve">Revery Architecture Inc. (formerly Bing Thom Architects) — Fast+Epp confirmed on special/civic structures: PNE Amphitheatre + Oakridge Park — Fast+Epp SE on: (1) PNE Amphitheatre — mass timber roof, $184M project, construction ongoing; (2) Oakridge Park — community/civic component, opened May 28, 2026. Fast+Epp is used exclusively on Revery's non-high-rise structural challenges. The SE pattern is clearly bifurcated: Glotman for high-rise residential, Fast+Epp for special/civic.</w:t>
+      </w:r>
+    </w:p>
+    <w:p>
+      <w:r>
+        <w:rPr>
+          <w:b/>
+        </w:rPr>
+        <w:t xml:space="preserve">• SE_SOFT: </w:t>
+      </w:r>
+      <w:r>
+        <w:t xml:space="preserve">Revery Architecture Inc. (formerly Bing Thom Architects) — Glotman Simpson confirmed on both high-rise residential projects: Sen̓áḵw + The Butterfly — Glotman Simpson is SE on: (1) Sen̓áḵw — 11-tower, 6,000-unit, 4M SF, Indigenous-led masterplan (tallest 58 storeys), Squamish Nation + Westbank, under construction in phases; (2) The Butterfly — 57-storey luxury condo + First Baptist Church heritage integration, Westbank developer, Icon West contractor. Glotman's dominance on Revery's two major hi</w:t>
       </w:r>
     </w:p>
     <w:p>
@@ -2138,7 +2149,7 @@
         <w:t xml:space="preserve">• LeadershipChange: </w:t>
       </w:r>
       <w:r>
-        <w:t xml:space="preserve">Wesgroup Properties Ltd. — Brad Jones confirmed as Chief Development Officer (CDO) — title upgraded from SVP Development — Multiple 2025-2026 sources confirm Brad Jones holds the CDO title at Wesgroup, up from the SVP Development title cited in trade press through September 2024. RocketReach and The Org both confirm CDO. This makes Jones the most senior non-CEO development executive and primary BD target for KOR.</w:t>
+        <w:t xml:space="preserve">Hariri Pontarini Architects — Michael Attard promoted to Partner at HPA — CONFIRMED — October 2025 DCN and Canadian Architect announcements confirm Attard's promotion to Partner alongside Doron Meinhard. Both bring nearly two decades of HPA experience. Attard is the key BC-facing partner (Mayfair West, 1166 West Pender).</w:t>
       </w:r>
     </w:p>
     <w:p>
@@ -2149,7 +2160,7 @@
         <w:t xml:space="preserve">• LeadershipChange: </w:t>
       </w:r>
       <w:r>
-        <w:t xml:space="preserve">Sightline Properties — Jamie Vaughan Title Confirmed as 'Founding President' — Not Merely 'Director' — UFV Alumni (October 2024) and Sightline's own About Us page both confirm Jamie Vaughan's title as Founder and President. Prior dossier used 'Founder/Director' — this corrects the record. ZoomInfo and RocketReach list him as 'Director' which appears to be an outdated or secondary title.</w:t>
+        <w:t xml:space="preserve">Hariri Pontarini Architects — Doron Meinhard promoted to Partner at HPA — HPA announced Doron Meinhard and Michael Attard as new partners in October 2025. Meinhard brings 25 years of experience and focuses on institutional and cultural projects. He was a key team member on the SFU Gibson Art Museum (Burnaby, completed 2025) and was public spokesperson for the Ontario Science Centre shortlisting.</w:t>
       </w:r>
     </w:p>
     <w:p>
@@ -2160,7 +2171,7 @@
         <w:t xml:space="preserve">• LeadershipChange: </w:t>
       </w:r>
       <w:r>
-        <w:t xml:space="preserve">ZGF Architects — Gene Sandoval title clarified: Design Partner (not Managing Partner of Portland as previously tagged in KOR platform) — Fast Company Sept 2025 interview identifies Gene Sandoval as 'design partner at ZGF' on the PDX project — not Managing Partner of Portland. The Portland Managing Partner role is held by Solvei Neiger (appointed April 2024). KOR platform should update Sandoval's notes accordingly.</w:t>
+        <w:t xml:space="preserve">Hariri Pontarini Architects — Director, Office Lead — Arcadis (formerly IBI) departure: Anita Leonoff — Arcadis (formerly IBI) is AOR alongside HPA on Mayfair West. Leonoff runs the Vancouver office. AOR must coordinate with SE for permit drawings — influence but not final vote on SE selection. Useful warm-up call before approaching Grosvenor.</w:t>
       </w:r>
     </w:p>
     <w:p>
@@ -2171,7 +2182,95 @@
         <w:t xml:space="preserve">• LeadershipChange: </w:t>
       </w:r>
       <w:r>
-        <w:t xml:space="preserve">ZGF Architects — Sharron van der Meulen appointed firmwide Managing Partner; Solvei Neiger (Portland MP) and Mitra Memari (LA MP) simultaneously named — ZGF announced three simultaneous leadership appointments in April 2024. Van der Meulen (35 years at firm) becomes firmwide Managing Partner, replacing prior structure. Neiger takes Portland office, Memari takes LA office. Van der Meulen quoted in Fast Company (Sept 2025) confirming active leadership role. This triple appointment signals a genera</w:t>
+        <w:t xml:space="preserve">Checkwitch Poiron Architects Inc. — Architect AIBC, Principal departure: David Poiron — Co-founder. Architect AIBC. M.Arch with RAIC Gold Medal, University of Manitoba 1997. Based primarily in Nanaimo. Former faculty at Vancouver Island University Interior Design program (2001–2014). Established David Poiron Architect Inc. in 2002 before forming CPA in 2012. Firm general email: contact@cparch.ca; Nanaimo office: +1.250.714.1963.</w:t>
+      </w:r>
+    </w:p>
+    <w:p>
+      <w:r>
+        <w:rPr>
+          <w:b/>
+        </w:rPr>
+        <w:t xml:space="preserve">• SE_OPEN: </w:t>
+      </w:r>
+      <w:r>
+        <w:t xml:space="preserve">Boniface Oleksiuk Politano Architects — Dialog/HBBH alumni — no external SE incumbent relationship from prior firms — Alan Boniface and Adrian Politano previously at DIALOG (which has in-house structural engineering via DIALOG Engineering). DIALOG projects wouldn't have established external SE relationships. Shane Oleksiuk from HBBH. BOP's SE selection from 2019 onward is effectively being built from scratch — no inherited SE incumbent. First KOR contact has maximum impact.</w:t>
+      </w:r>
+    </w:p>
+    <w:p>
+      <w:r>
+        <w:rPr>
+          <w:b/>
+        </w:rPr>
+        <w:t xml:space="preserve">• SE_OPEN: </w:t>
+      </w:r>
+      <w:r>
+        <w:t xml:space="preserve">Boniface Oleksiuk Politano Architects — No SE relationships confirmed — SE_OPEN genuinely — BOP Architects founded 2019. Principals came from Dialog (which has in-house structural DIALOG Engineering — no external SE relationship to carry forward) and HBBH. No external SE credits found on BOP-specific projects in public sources. GAP REMAINS OPEN — tried: bop.ca projects page, changingcitybook, vancouvermarket, constructconnect. Firm is new enough that SE relationships are still being established.</w:t>
+      </w:r>
+    </w:p>
+    <w:p>
+      <w:r>
+        <w:rPr>
+          <w:b/>
+        </w:rPr>
+        <w:t xml:space="preserve">• SE_OPEN: </w:t>
+      </w:r>
+      <w:r>
+        <w:t xml:space="preserve">GBL Architects — Fast+Epp confirmed as SE on Chief Leonard George Building (mass timber, Passive House) — Chief Leonard George Building: non-market residential + daycare, Passive House + mass timber. Fast+Epp as SE. 2025 AFBC Innovation Award, 2026 ASHRAE BC Technology Award. GBL uses Fast+Epp for sustainability/mass-timber projects, Glotman for market high-rise. Two-SE pattern = SE_OPEN.</w:t>
+      </w:r>
+    </w:p>
+    <w:p>
+      <w:r>
+        <w:rPr>
+          <w:b/>
+        </w:rPr>
+        <w:t xml:space="preserve">• SE_OPEN: </w:t>
+      </w:r>
+      <w:r>
+        <w:t xml:space="preserve">GBL Architects — Glotman Simpson confirmed as SE on 8X On The Park (35-storey, Brenhill) — 8X On The Park, 35-storey mixed-use (market + rental + retail) in Yaletown, Brenhill Developments. SE: Glotman Simpson. Project completed after decade-long design process. LEED Gold. This shows GBL uses Glotman on market high-rise residential.</w:t>
+      </w:r>
+    </w:p>
+    <w:p>
+      <w:r>
+        <w:rPr>
+          <w:b/>
+        </w:rPr>
+        <w:t xml:space="preserve">• SE_OPEN: </w:t>
+      </w:r>
+      <w:r>
+        <w:t xml:space="preserve">Enoch Cree Nation — Northeast Development community building phase — Elders Lodge, Cultural Centre, Medical Centre; civil enabling infrastructure completing 2027; design procurement begins 2026-27 — $100M CIB infrastructure loan (financial close March 2025) enables water/wastewater/roads on 256-acre reserve development. These civil works are completing by 2027, triggering the community building phase: Elders Lodge, Cultural Centre, Health Facility (medical centre), new office and retail space. B</w:t>
+      </w:r>
+    </w:p>
+    <w:p>
+      <w:r>
+        <w:rPr>
+          <w:b/>
+        </w:rPr>
+        <w:t xml:space="preserve">• SE_OPEN: </w:t>
+      </w:r>
+      <w:r>
+        <w:t xml:space="preserve">Tawaw Architecture Collective — Independent Alberta First Nations commissions — ongoing, SE pattern unknown — Tawaw has demonstrated capacity for independent AB-origin commissions separate from their KPMB-led work. No public credits for SE on any independent Tawaw project found. Indigenous community projects (housing, community centres, health) in AB typically use CMHC or federal procurement where architect often selects SE.</w:t>
+      </w:r>
+    </w:p>
+    <w:p>
+      <w:r>
+        <w:rPr>
+          <w:b/>
+        </w:rPr>
+        <w:t xml:space="preserve">• SE_LOCKED: </w:t>
+      </w:r>
+      <w:r>
+        <w:t xml:space="preserve">Tawaw Architecture Collective — Arts Commons Transformation, Calgary — Entuitive confirmed SE (KPMB-led, Tawaw as sub) — LOCKED. Tawaw is a sub-architect to KPMB on Arts Commons Transformation. KPMB selected Entuitive as structural engineer. Tawaw did NOT control this SE selection. Remove from any open pursuit list. Steven Meldrum is Tawaw's active staff on this project.</w:t>
+      </w:r>
+    </w:p>
+    <w:p>
+      <w:r>
+        <w:rPr>
+          <w:b/>
+        </w:rPr>
+        <w:t xml:space="preserve">• SE_OPEN: </w:t>
+      </w:r>
+      <w:r>
+        <w:t xml:space="preserve">Tawaw Architecture Collective — NCTR Permanent Home — National Centre for Truth and Reconciliation, University of Manitoba Fort Garry Campus ($88.5M+) — CONFIRMED: Tawaw Architecture Collective is the selected Design Architect for the NCTR permanent home on Southwood Circle lands, University of Manitoba Fort Garry Campus. Announced April 7, 2026. Federal project ($88.5M+ estimated). The building will be an international learning lodge and sacred gathering place. SE has NOT been publicly selected</w:t>
       </w:r>
     </w:p>
     <w:p>
@@ -2182,7 +2281,7 @@
         <w:t xml:space="preserve">• LeadershipChange: </w:t>
       </w:r>
       <w:r>
-        <w:t xml:space="preserve">DSAI (Diamond Schmitt Architects Inc.) — Rod Maas named Fellow of the RAIC — Vancouver Technical Director Rod Maas received RAIC Fellowship in March 2025, recognising his combined architectural and structural expertise. He is the key technical gatekeeper for structural consultant engagement on Vancouver projects.</w:t>
+        <w:t xml:space="preserve">MST Development Corporation — Co-partner (Crown corporation) departure: Canada Lands Corporation — MST is in process of buying out CLC's stake in both Jericho and Heather Lands, per Storeys reporting — will become 100% MST-controlled. CLC no longer a decision-maker on SE once buyout closes.</w:t>
       </w:r>
     </w:p>
     <w:p>
@@ -2193,7 +2292,7 @@
         <w:t xml:space="preserve">• LeadershipChange: </w:t>
       </w:r>
       <w:r>
-        <w:t xml:space="preserve">DSAI (Diamond Schmitt Architects Inc.) — June 2025 leadership promotions across Toronto and Vancouver — DSAI promoted Iva Radikova to Principal; Anthony Brown (Vancouver) and Sarah Mercer (Vancouver) elevated to Associates; Christiano Mahler named Director of Visualization. Vancouver-specific promotions signal growing studio capacity in KOR's home market.</w:t>
+        <w:t xml:space="preserve">Okanagan Indian Band (OKIB) — New Chief — Dan Wilson, April 2025 — Dan Wilson elected as Chief in April 2025 (term to April 2027). New council seated; priorities for capital investment under new leadership not yet publicly detailed.</w:t>
       </w:r>
     </w:p>
     <w:p>
@@ -2204,7 +2303,7 @@
         <w:t xml:space="preserve">• LeadershipChange: </w:t>
       </w:r>
       <w:r>
-        <w:t xml:space="preserve">DSAI (Diamond Schmitt Architects Inc.) — Ana Maria Llanos appointed to Vancouver Urban Design Panel — Vancouver City Council appointed Llanos to a two-year term on the Vancouver Urban Design Panel (Feb 2026). Deepens her profile and relationships with the City of Vancouver, signalling ongoing civic and institutional project pipeline in Metro Vancouver.</w:t>
+        <w:t xml:space="preserve">City of Courtenay — Chief Administrative Officer departure: Geoff Garbutt — CAO since April 2021. Background in strategic and long-range planning, sustainable community development. Formerly General Manager of Strategic and Community Development with Regional District of Nanaimo. Oversees all city operations and capital program delivery.</w:t>
       </w:r>
     </w:p>
     <w:p>
@@ -2215,7 +2314,7 @@
         <w:t xml:space="preserve">• LeadershipChange: </w:t>
       </w:r>
       <w:r>
-        <w:t xml:space="preserve">MA+HG Architects — Marianne Amodio inducted as FRAIC — RAIC College of Fellows, May 2026 — Marianne Amodio was officially inducted into the RAIC College of Fellows on May 6, 2026, at a convocation ceremony during the 2026 RAIC Conference in Vancouver. This is one of Canada's highest architectural honours and raises her public profile significantly. Her title has updated from MRAIC to FRAIC. Prior knowledge listed her as FRAIC based on website; RAIC and Canadian Architect confirm the formal 2026 </w:t>
+        <w:t xml:space="preserve">Glotman Simpson Consulting Engineers — Chris Smith (P.Eng.) and Harrison Glotman (P.Eng.) appointed Principals (Sept 2023)</w:t>
       </w:r>
     </w:p>
     <w:p>
@@ -2223,10 +2322,10 @@
         <w:rPr>
           <w:b/>
         </w:rPr>
-        <w:t xml:space="preserve">• LeadershipChange: </w:t>
-      </w:r>
-      <w:r>
-        <w:t xml:space="preserve">MA+HG Architects — Senior Technologist and BIM Manager departure: Paul — NEW — not in prior knowledge. Named on mahg.ca/about. 17 years of experience as architectural technologist in BC and Alberta. Former Director of Production at a mid-size Calgary firm. Leads construction documentation and consultant coordination — key day-to-day contact for SE drawing coordination. Last name not published on firm website.</w:t>
+        <w:t xml:space="preserve">• SE_SOFT: </w:t>
+      </w:r>
+      <w:r>
+        <w:t xml:space="preserve">Workun Garrick Partnership — Alberta Infrastructure DBFM model — SE in contractor consortium — Bird and Concert consortiums embed SE in their DBFM bids. WGP acts as architect under the consortium. KOR cannot access SE role on DBFM projects through WGP relationship alone.</w:t>
       </w:r>
     </w:p>
     <w:p>
@@ -2234,153 +2333,10 @@
         <w:rPr>
           <w:b/>
         </w:rPr>
-        <w:t xml:space="preserve">• LeadershipChange: </w:t>
-      </w:r>
-      <w:r>
-        <w:t xml:space="preserve">Diamond Schmitt Architects — June 2025 leadership promotions: Anthony Brown and Sarah Mercer elevated to Associate in Vancouver — Diamond Schmitt announced firm-wide promotions in June 2025. In the Vancouver office, Anthony Brown ARB was promoted to Associate and Sarah Mercer was promoted to Associate. Iva Radikova (Toronto) advanced to Principal from Director of Interior Design. Christiano Mahler became Director of Visualization. These promotions expand the Vancouver studio's leadership depth.</w:t>
-      </w:r>
-    </w:p>
-    <w:p>
-      <w:r>
-        <w:rPr>
-          <w:b/>
-        </w:rPr>
-        <w:t xml:space="preserve">• LeadershipChange: </w:t>
-      </w:r>
-      <w:r>
-        <w:t xml:space="preserve">Diamond Schmitt Architects — Michael Treacy named Fellow of the RAIC — Executive Committee Principal — Principal Michael Treacy was named a Fellow of the RAIC in March 2025 and inducted at the RAIC Conference in Montreal in June 2025. Member of the Executive Committee. Primarily a performing arts specialist based in Toronto.</w:t>
-      </w:r>
-    </w:p>
-    <w:p>
-      <w:r>
-        <w:rPr>
-          <w:b/>
-        </w:rPr>
-        <w:t xml:space="preserve">• LeadershipChange: </w:t>
-      </w:r>
-      <w:r>
-        <w:t xml:space="preserve">Diamond Schmitt Architects — David Dow named Fellow of the RAIC (FRAIC) — Alberta principal — Principal David Dow, who leads UCalgary academic work for Diamond Schmitt, was named a Fellow of the RAIC in March 2025 alongside Rod Maas and Michael Treacy. This reinforces Dow's seniority and influence in Alberta institutional procurement.</w:t>
-      </w:r>
-    </w:p>
-    <w:p>
-      <w:r>
-        <w:rPr>
-          <w:b/>
-        </w:rPr>
-        <w:t xml:space="preserve">• LeadershipChange: </w:t>
-      </w:r>
-      <w:r>
-        <w:t xml:space="preserve">Diamond Schmitt Architects — Rod Maas named Fellow of the RAIC (FRAIC) — Vancouver Technical Director — Rod Maas, Technical Director in Diamond Schmitt's Vancouver office, was named a Fellow of the RAIC in March 2025. His 31+ years of combined architectural and structural experience and new fellowship status elevate his profile as a structural engineering collaborator and a high-priority relationship target for KOR.</w:t>
-      </w:r>
-    </w:p>
-    <w:p>
-      <w:r>
-        <w:rPr>
-          <w:b/>
-        </w:rPr>
-        <w:t xml:space="preserve">• LeadershipChange: </w:t>
-      </w:r>
-      <w:r>
-        <w:t xml:space="preserve">Robert A. M. Stern Architects — Daniel Lobitz confirmed as Management Committee Chair post-Stern — As of June 2026, Daniel Lobitz serves as partner and chair of RAMSA's management committee, the de facto governing body of the firm. He was quoted in a June 2026 Architect's Newspaper succession planning article confirming the firm's partnership structure.</w:t>
-      </w:r>
-    </w:p>
-    <w:p>
-      <w:r>
-        <w:rPr>
-          <w:b/>
-        </w:rPr>
-        <w:t xml:space="preserve">• LeadershipChange: </w:t>
-      </w:r>
-      <w:r>
-        <w:t xml:space="preserve">Robert A. M. Stern Architects — Lisa Matkovic elevated to CEO — RAMSA's first-ever Chief Executive Officer — The RAMSA partners announced Lisa Matkovic's promotion from Chief Operating Officer to Chief Executive Officer, the firm's first such appointment. Matkovic joined RAMSA in 2011 as Director of Human Resources and has led day-to-day operations as COO for over a decade. She will shape strategic vision alongside design leadership.</w:t>
-      </w:r>
-    </w:p>
-    <w:p>
-      <w:r>
-        <w:rPr>
-          <w:b/>
-        </w:rPr>
-        <w:t xml:space="preserve">• LeadershipChange: </w:t>
-      </w:r>
-      <w:r>
-        <w:t xml:space="preserve">Robert A. M. Stern Architects — Founding partner Robert A.M. Stern died November 27, 2025, age 86 — Robert A.M. Stern died on November 27, 2025 from a pulmonary illness. He was still serving as senior partner at the time of death and had planned to retire in January 2026. RAMSA confirmed the firm will continue under its 18-partner leadership structure. This is a major corrective update: prior knowledge showed no signals; this is the most consequential leadership event in the firm's 57-year histo</w:t>
-      </w:r>
-    </w:p>
-    <w:p>
-      <w:r>
-        <w:rPr>
-          <w:b/>
-        </w:rPr>
-        <w:t xml:space="preserve">• LeadershipChange: </w:t>
-      </w:r>
-      <w:r>
-        <w:t xml:space="preserve">Boniface Oleksiuk Politano Architects — New hire: Director of Operations &amp; Strategy (Ashleigh Lowe) joined BOP — A Director of Operations &amp; Strategy role was filled at BOP Architects, with the incoming hire announcing via LinkedIn: 'I'm thrilled to share that I've joined BOP Architects as Director of Operations and Strategy.' SignalHire also lists 'Ashleigh Lowe — Director of Operations &amp; Strategy' at BOP. This is a new, senior non-principal hire representing a meaningful step in firm maturation</w:t>
-      </w:r>
-    </w:p>
-    <w:p>
-      <w:r>
-        <w:rPr>
-          <w:b/>
-        </w:rPr>
-        <w:t xml:space="preserve">• LeadershipChange: </w:t>
-      </w:r>
-      <w:r>
-        <w:t xml:space="preserve">Boniface Oleksiuk Politano Architects — CORRECTIVE: Alan Boniface confirmed still Principal at BOP — prior departure flag was incorrect — Previous CURRENT_KNOWLEDGE marked Alan Boniface as isCurrent: false (departed). SignalHire (updated 2025-05-07) and LinkedIn both confirm he remains Principal at BOP Architects. His email alan@bop.ca is active. The departure flag should be cleared. He continues to post publicly under 'Principal at BOP Architects' on LinkedIn and is reposted by the firm's offic</w:t>
-      </w:r>
-    </w:p>
-    <w:p>
-      <w:r>
-        <w:rPr>
-          <w:b/>
-        </w:rPr>
-        <w:t xml:space="preserve">• LeadershipChange: </w:t>
-      </w:r>
-      <w:r>
-        <w:t xml:space="preserve">Boniface Oleksiuk Politano Architects — Principal, Architect AIBC departure: Alan Boniface — CORRECTION — prior knowledge flagged as departed (isCurrent: false); multiple independent sources confirm Alan Boniface remains Principal at BOP Architects as of mid-2025. Past managing partner of DIALOG Vancouver; former Chair ULI Vancouver and Vancouver City Planning Commission. Senior industry figure and developer-relationship principal. KOR senior leadership contact target.</w:t>
-      </w:r>
-    </w:p>
-    <w:p>
-      <w:r>
-        <w:rPr>
-          <w:b/>
-        </w:rPr>
-        <w:t xml:space="preserve">• LeadershipChange: </w:t>
-      </w:r>
-      <w:r>
-        <w:t xml:space="preserve">Studio 531 Architects — Lauren Kyle achieves Architect AIBC registration — Studio 531 publicly congratulated Lauren Kyle and Kevin Charpentier on becoming registered Architects AIBC. Kyle joined the firm having relocated to Vancouver Island from Toronto in 2020, bringing 10+ years of building design experience.</w:t>
-      </w:r>
-    </w:p>
-    <w:p>
-      <w:r>
-        <w:rPr>
-          <w:b/>
-        </w:rPr>
-        <w:t xml:space="preserve">• LeadershipChange: </w:t>
-      </w:r>
-      <w:r>
-        <w:t xml:space="preserve">Studio 531 Architects — Kevin Charpentier and Rina van Charante promoted to Senior Associate — management layer rebuilt post-Garlick — Studio 531 announced the appointment of Kevin Charpentier (Architect AIBC) and Rina van Charante (Interior Architect) as Senior Associates to work with Tom Moore managing all aspects of the firm. This announcement directly follows the Garlick departure and represents a deliberate succession response — elevating internal talent rather than hiring externally.</w:t>
-      </w:r>
-    </w:p>
-    <w:p>
-      <w:r>
-        <w:rPr>
-          <w:b/>
-        </w:rPr>
-        <w:t xml:space="preserve">• LeadershipChange: </w:t>
-      </w:r>
-      <w:r>
-        <w:t xml:space="preserve">Studio 531 Architects — Jesse Garlick departed Studio 531 — has launched Jesse Garlick Architecture Inc. — Jesse Garlick's LinkedIn shows his tenure at Studio 531 as June 2017 to November 2024 (7 years 6 months). He has since established Jesse Garlick Architecture Inc. (jgarch.ca) as its own practice. His LinkedIn notes all projects were transferred to Studio 531 on exit. Studio 531's current profile page credits Tom Moore as the sole principal with no reference to Garlick. CURRENT_KNOWLEDGE lis</w:t>
-      </w:r>
-    </w:p>
-    <w:p>
-      <w:r>
-        <w:rPr>
-          <w:b/>
-        </w:rPr>
-        <w:t xml:space="preserve">• LeadershipChange: </w:t>
-      </w:r>
-      <w:r>
-        <w:t xml:space="preserve">KMBR Architects — Gregg Brown — title shifted from Principal to Senior Educational Facility Planner — KMBR's team page (Dec 2025) and SignalHire list Gregg Brown as 'Senior Educational Facility Planner' rather than Principal. His bio notes he advises and offers leadership at the front end of projects in visioning, programming, and feasibility. This suggests a transition from delivery principal to senior advisory/planning role — not a departure, but a scope change that may reduce his direct SE se</w:t>
+        <w:t xml:space="preserve">• SE_OPEN: </w:t>
+      </w:r>
+      <w:r>
+        <w:t xml:space="preserve">Workun Garrick Partnership — Workun Garrick — no confirmed SE incumbent on design-bid-build projects — On DBFM projects the SE is in the contractor consortium. On traditional projects WGP selects their own SE. No public record of a locked SE relationship. KOR should approach directly.</w:t>
       </w:r>
     </w:p>
     <w:p>

--- a/docs/KOR-indigenous-Sector-Report-2026-06-23.docx
+++ b/docs/KOR-indigenous-Sector-Report-2026-06-23.docx
@@ -16,7 +16,7 @@
           <w:i/>
           <w:sz w:val="18"/>
         </w:rPr>
-        <w:t xml:space="preserve">BC + Alberta First Nations / Métis / Indigenous construction pipeline. Verdicts: PURSUE / MONITOR / DEAD / DISCOVER. Indigenous procurement is relationship-driven, not open-bid — warm-introduction paths and 1-3 year relationship cadence acknowledged in every recommendation. Cultural-competency and protocol-respect baked into the honing PROMPT. Generated 2026-06-23 20:31 UTC from live KorOpportunitiesDb honing verdicts.</w:t>
+        <w:t xml:space="preserve">BC + Alberta First Nations / Métis / Indigenous construction pipeline. Verdicts: PURSUE / MONITOR / DEAD / DISCOVER. Indigenous procurement is relationship-driven, not open-bid — warm-introduction paths and 1-3 year relationship cadence acknowledged in every recommendation. Cultural-competency and protocol-respect baked into the honing PROMPT. Generated 2026-06-23 20:39 UTC from live KorOpportunitiesDb honing verdicts.</w:t>
       </w:r>
     </w:p>
     <w:p>
@@ -2058,10 +2058,21 @@
         <w:rPr>
           <w:b/>
         </w:rPr>
-        <w:t xml:space="preserve">• LeadershipChange: </w:t>
-      </w:r>
-      <w:r>
-        <w:t xml:space="preserve">Boniface Oleksiuk Politano Architects — New hire: Director of Operations &amp; Strategy (Ashleigh Lowe) joined BOP — A Director of Operations &amp; Strategy role was filled at BOP Architects, with the incoming hire announcing via LinkedIn: 'I'm thrilled to share that I've joined BOP Architects as Director of Operations and Strategy.' SignalHire also lists 'Ashleigh Lowe — Director of Operations &amp; Strategy' at BOP. This is a new, senior non-principal hire representing a meaningful step in firm maturation</w:t>
+        <w:t xml:space="preserve">• KOR_OPPORTUNITY: </w:t>
+      </w:r>
+      <w:r>
+        <w:t xml:space="preserve">Gwaii Engineering — Live teaming triggers - KOR pursuits on Gwaii-client land — KOR active pursuits whose owners are Gwaii incumbent clients: Duncan River's Edge (Cowichan Tribes + BC Housing), Saanichton Tsawout First Nation (7593 Tetayut), Vancouver Island BC Housing (Nanaimo/Saanich/Campbell River), Penticton Skaha Assembly Redevelopment (PURSUE_URGENT). These are the immediate, named teaming triggers - lead outreach with one of them.</w:t>
+      </w:r>
+    </w:p>
+    <w:p>
+      <w:r>
+        <w:rPr>
+          <w:b/>
+        </w:rPr>
+        <w:t xml:space="preserve">• KOR_OPPORTUNITY: </w:t>
+      </w:r>
+      <w:r>
+        <w:t xml:space="preserve">Gwaii Engineering — Indigenous-owned civil incumbent - teaming unlocks CCAB credit on First Nations + BC Housing work — Gwaii is the incumbent civil engineer for 25+ First Nations and BC Housing across coastal BC. A KOR structural + Gwaii civil team gains Indigenous-participation scoring on public RFQs and warm access to Gwaii's client relationships. No KOR-Gwaii contractual history in Deltek - this is net-new teaming, not a renewal.</w:t>
       </w:r>
     </w:p>
     <w:p>
@@ -2072,7 +2083,7 @@
         <w:t xml:space="preserve">• LeadershipChange: </w:t>
       </w:r>
       <w:r>
-        <w:t xml:space="preserve">Boniface Oleksiuk Politano Architects — CORRECTIVE: Alan Boniface confirmed still Principal at BOP — prior departure flag was incorrect — Previous CURRENT_KNOWLEDGE marked Alan Boniface as isCurrent: false (departed). SignalHire (updated 2025-05-07) and LinkedIn both confirm he remains Principal at BOP Architects. His email alan@bop.ca is active. The departure flag should be cleared. He continues to post publicly under 'Principal at BOP Architects' on LinkedIn and is reposted by the firm's offic</w:t>
+        <w:t xml:space="preserve">hcma architecture + design — Three new principals appointed: Aiden Callison, Ali Kenyon, Darin Harding — hcma expanded its partnership group in February 2025 with three promotions. Callison leads Indigenous design work; Kenyon leads public space and community buildings; Harding leads Alberta/Calgary office work. All three are fresh principals with no locked structural incumbent — KOR entry points.</w:t>
       </w:r>
     </w:p>
     <w:p>
@@ -2083,7 +2094,7 @@
         <w:t xml:space="preserve">• LeadershipChange: </w:t>
       </w:r>
       <w:r>
-        <w:t xml:space="preserve">Boniface Oleksiuk Politano Architects — Principal, Architect AIBC departure: Alan Boniface — CORRECTION — prior knowledge flagged as departed (isCurrent: false); multiple independent sources confirm Alan Boniface remains Principal at BOP Architects as of mid-2025. Past managing partner of DIALOG Vancouver; former Chair ULI Vancouver and Vancouver City Planning Commission. Senior industry figure and developer-relationship principal. KOR senior leadership contact target.</w:t>
+        <w:t xml:space="preserve">Boniface Oleksiuk Politano Architects — New hire: Director of Operations &amp; Strategy (Ashleigh Lowe) joined BOP — A Director of Operations &amp; Strategy role was filled at BOP Architects, with the incoming hire announcing via LinkedIn: 'I'm thrilled to share that I've joined BOP Architects as Director of Operations and Strategy.' SignalHire also lists 'Ashleigh Lowe — Director of Operations &amp; Strategy' at BOP. This is a new, senior non-principal hire representing a meaningful step in firm maturation</w:t>
       </w:r>
     </w:p>
     <w:p>
@@ -2094,7 +2105,7 @@
         <w:t xml:space="preserve">• LeadershipChange: </w:t>
       </w:r>
       <w:r>
-        <w:t xml:space="preserve">Revery Architecture Inc. (formerly Bing Thom Architects) — Skylarr Amari hired as Marketing Lead — first dedicated marketing role confirmed — ZoomInfo shows Skylarr Amari joined Revery as Marketing Lead on October 1, 2025. This is the first confirmed dedicated marketing hire visible in public data, suggesting the firm is formalizing BD and RFP processes. This person is now a relevant gatekeeper for SE firms seeking to be included on proposal teams.</w:t>
+        <w:t xml:space="preserve">Boniface Oleksiuk Politano Architects — CORRECTIVE: Alan Boniface confirmed still Principal at BOP — prior departure flag was incorrect — Previous CURRENT_KNOWLEDGE marked Alan Boniface as isCurrent: false (departed). SignalHire (updated 2025-05-07) and LinkedIn both confirm he remains Principal at BOP Architects. His email alan@bop.ca is active. The departure flag should be cleared. He continues to post publicly under 'Principal at BOP Architects' on LinkedIn and is reposted by the firm's offic</w:t>
       </w:r>
     </w:p>
     <w:p>
@@ -2105,7 +2116,7 @@
         <w:t xml:space="preserve">• LeadershipChange: </w:t>
       </w:r>
       <w:r>
-        <w:t xml:space="preserve">Workun Garrick Partnership — Tristan Hawryluk elevated to Partner in 2018 — confirmed still current — Hawryluk was announced as Partner in 2018 after 11 years as an Associate. He is confirmed as a current partner on the firm website People page alongside MacGregor and Rabinovitch as of June 2026. He holds LEED AP BD+C credentials, making him relevant for sustainability-forward school and community projects.</w:t>
+        <w:t xml:space="preserve">Boniface Oleksiuk Politano Architects — Principal, Architect AIBC departure: Alan Boniface — CORRECTION — prior knowledge flagged as departed (isCurrent: false); multiple independent sources confirm Alan Boniface remains Principal at BOP Architects as of mid-2025. Past managing partner of DIALOG Vancouver; former Chair ULI Vancouver and Vancouver City Planning Commission. Senior industry figure and developer-relationship principal. KOR senior leadership contact target.</w:t>
       </w:r>
     </w:p>
     <w:p>
@@ -2116,6 +2127,28 @@
         <w:t xml:space="preserve">• LeadershipChange: </w:t>
       </w:r>
       <w:r>
+        <w:t xml:space="preserve">Revery Architecture Inc. (formerly Bing Thom Architects) — Skylarr Amari hired as Marketing Lead — first dedicated marketing role confirmed — ZoomInfo shows Skylarr Amari joined Revery as Marketing Lead on October 1, 2025. This is the first confirmed dedicated marketing hire visible in public data, suggesting the firm is formalizing BD and RFP processes. This person is now a relevant gatekeeper for SE firms seeking to be included on proposal teams.</w:t>
+      </w:r>
+    </w:p>
+    <w:p>
+      <w:r>
+        <w:rPr>
+          <w:b/>
+        </w:rPr>
+        <w:t xml:space="preserve">• LeadershipChange: </w:t>
+      </w:r>
+      <w:r>
+        <w:t xml:space="preserve">Workun Garrick Partnership — Tristan Hawryluk elevated to Partner in 2018 — confirmed still current — Hawryluk was announced as Partner in 2018 after 11 years as an Associate. He is confirmed as a current partner on the firm website People page alongside MacGregor and Rabinovitch as of June 2026. He holds LEED AP BD+C credentials, making him relevant for sustainability-forward school and community projects.</w:t>
+      </w:r>
+    </w:p>
+    <w:p>
+      <w:r>
+        <w:rPr>
+          <w:b/>
+        </w:rPr>
+        <w:t xml:space="preserve">• LeadershipChange: </w:t>
+      </w:r>
+      <w:r>
         <w:t xml:space="preserve">Workun Garrick Partnership — CORRECTION — Dave Christie retired 2013; NOT a current principal — Prior knowledge listed Dave Christie as a current co-principal. The firm's own About page confirms Christie retired in 2013, leaving MacGregor and Rabinovitch as sole directors at that time. Christie should be removed from current decision-maker lists. Current leadership is MacGregor, Rabinovitch, and Hawryluk (3 partners).</w:t>
       </w:r>
     </w:p>
@@ -2149,7 +2182,7 @@
         <w:t xml:space="preserve">• LeadershipChange: </w:t>
       </w:r>
       <w:r>
-        <w:t xml:space="preserve">Hariri Pontarini Architects — Michael Attard promoted to Partner at HPA — CONFIRMED — October 2025 DCN and Canadian Architect announcements confirm Attard's promotion to Partner alongside Doron Meinhard. Both bring nearly two decades of HPA experience. Attard is the key BC-facing partner (Mayfair West, 1166 West Pender).</w:t>
+        <w:t xml:space="preserve">Arts, Culture and Status of Women — Deputy Minister Kim Capstick departs ACSW for Indigenous Pipeline Engagement role — June 2026 — Kim Capstick, who served as ACSW's Deputy Minister since the ministry's creation in June 2023, was reassigned in June 2026 to become Deputy Minister Responsible for Indigenous Pipeline Engagement. A new DM (first name Heather, surname not yet publicly confirmed) was appointed in her place, with nearly 25 years of public service and a prior stint as DM of Culture. Th</w:t>
       </w:r>
     </w:p>
     <w:p>
@@ -2160,7 +2193,7 @@
         <w:t xml:space="preserve">• LeadershipChange: </w:t>
       </w:r>
       <w:r>
-        <w:t xml:space="preserve">Hariri Pontarini Architects — Doron Meinhard promoted to Partner at HPA — HPA announced Doron Meinhard and Michael Attard as new partners in October 2025. Meinhard brings 25 years of experience and focuses on institutional and cultural projects. He was a key team member on the SFU Gibson Art Museum (Burnaby, completed 2025) and was public spokesperson for the Ontario Science Centre shortlisting.</w:t>
+        <w:t xml:space="preserve">Arts, Culture and Status of Women — Former Deputy Minister, Arts, Culture and Status of Women (now DM, Indigenous Pipeline Engagement) departure: Kim Capstick — Departed ACSW in June 2026 after serving as DM since June 2023. Was the key bureaucratic lead overseeing provincial capital investments in cultural infrastructure. Her departure is a relationship reset point for KOR. Now at Indigenous Relations.</w:t>
       </w:r>
     </w:p>
     <w:p>
@@ -2171,7 +2204,7 @@
         <w:t xml:space="preserve">• LeadershipChange: </w:t>
       </w:r>
       <w:r>
-        <w:t xml:space="preserve">Hariri Pontarini Architects — Director, Office Lead — Arcadis (formerly IBI) departure: Anita Leonoff — Arcadis (formerly IBI) is AOR alongside HPA on Mayfair West. Leonoff runs the Vancouver office. AOR must coordinate with SE for permit drawings — influence but not final vote on SE selection. Useful warm-up call before approaching Grosvenor.</w:t>
+        <w:t xml:space="preserve">MST Development Corporation (Musqueam, Squamish, Tsleil-Waututh) — CEO, MST Development Corporation departure: David Negrin — Former President of Aquilini Development. CEO of MST since 2016. Brings major Vancouver developer network to a First Nations-owned platform.</w:t>
       </w:r>
     </w:p>
     <w:p>
@@ -2182,7 +2215,106 @@
         <w:t xml:space="preserve">• LeadershipChange: </w:t>
       </w:r>
       <w:r>
+        <w:t xml:space="preserve">Skeena Resources Ltd. — SVP Environment and Social Affairs departure: Nalaine Morin — Former Lands Director, Tahltan Central Government. Key for Indigenous partnership and permitting. On Board of Directors.</w:t>
+      </w:r>
+    </w:p>
+    <w:p>
+      <w:r>
+        <w:rPr>
+          <w:b/>
+        </w:rPr>
+        <w:t xml:space="preserve">• LeadershipChange: </w:t>
+      </w:r>
+      <w:r>
+        <w:t xml:space="preserve">North Island College (NIC) — Vice President (from June 2026) departure: Kelly Shopland — New VP from June 22. Former executive director Indigenous education. May influence future Indigenous student housing or facilities.</w:t>
+      </w:r>
+    </w:p>
+    <w:p>
+      <w:r>
+        <w:rPr>
+          <w:b/>
+        </w:rPr>
+        <w:t xml:space="preserve">• LeadershipChange: </w:t>
+      </w:r>
+      <w:r>
+        <w:t xml:space="preserve">HESQUIAHT FIRST NATION — Special election Aug 12, 2026 to fill vacant positions — Hesquiaht First Nation has a special election scheduled for Aug 12, 2026 (nomination meeting June 28, 2026) to fill vacant Chief and Councillor positions. Current Chief Mariah Charleson's status post-election is uncertain.</w:t>
+      </w:r>
+    </w:p>
+    <w:p>
+      <w:r>
+        <w:rPr>
+          <w:b/>
+        </w:rPr>
+        <w:t xml:space="preserve">• LeadershipChange: </w:t>
+      </w:r>
+      <w:r>
+        <w:t xml:space="preserve">Songhees Nation — Chief Ron Sam re-elected; new council sworn in June 2025 — Chief and five Councillors elected under First Nations Elections Act to four-year terms. Swearing-in June 25, 2025.</w:t>
+      </w:r>
+    </w:p>
+    <w:p>
+      <w:r>
+        <w:rPr>
+          <w:b/>
+        </w:rPr>
+        <w:t xml:space="preserve">• LeadershipChange: </w:t>
+      </w:r>
+      <w:r>
+        <w:t xml:space="preserve">Hariri Pontarini Architects — Michael Attard promoted to Partner at HPA — CONFIRMED — October 2025 DCN and Canadian Architect announcements confirm Attard's promotion to Partner alongside Doron Meinhard. Both bring nearly two decades of HPA experience. Attard is the key BC-facing partner (Mayfair West, 1166 West Pender).</w:t>
+      </w:r>
+    </w:p>
+    <w:p>
+      <w:r>
+        <w:rPr>
+          <w:b/>
+        </w:rPr>
+        <w:t xml:space="preserve">• LeadershipChange: </w:t>
+      </w:r>
+      <w:r>
+        <w:t xml:space="preserve">Hariri Pontarini Architects — Doron Meinhard promoted to Partner at HPA — HPA announced Doron Meinhard and Michael Attard as new partners in October 2025. Meinhard brings 25 years of experience and focuses on institutional and cultural projects. He was a key team member on the SFU Gibson Art Museum (Burnaby, completed 2025) and was public spokesperson for the Ontario Science Centre shortlisting.</w:t>
+      </w:r>
+    </w:p>
+    <w:p>
+      <w:r>
+        <w:rPr>
+          <w:b/>
+        </w:rPr>
+        <w:t xml:space="preserve">• LeadershipChange: </w:t>
+      </w:r>
+      <w:r>
+        <w:t xml:space="preserve">Hariri Pontarini Architects — Director, Office Lead — Arcadis (formerly IBI) departure: Anita Leonoff — Arcadis (formerly IBI) is AOR alongside HPA on Mayfair West. Leonoff runs the Vancouver office. AOR must coordinate with SE for permit drawings — influence but not final vote on SE selection. Useful warm-up call before approaching Grosvenor.</w:t>
+      </w:r>
+    </w:p>
+    <w:p>
+      <w:r>
+        <w:rPr>
+          <w:b/>
+        </w:rPr>
+        <w:t xml:space="preserve">• LeadershipChange: </w:t>
+      </w:r>
+      <w:r>
+        <w:t xml:space="preserve">D Akers Property Solutions — Unnamed Pacific Modular executive departed to focus on Indigenous community consulting — A former Pacific Modular team member posted publicly on LinkedIn announcing departure from Pacific Modular to pivot to Indigenous economic development consulting. Post explicitly names Dan Akers and Cory Handyside as the remaining owners and founders. This may reduce Pacific Modular's business development capacity but does not affect Akers Property Solutions' leadership.</w:t>
+      </w:r>
+    </w:p>
+    <w:p>
+      <w:r>
+        <w:rPr>
+          <w:b/>
+        </w:rPr>
+        <w:t xml:space="preserve">• LeadershipChange: </w:t>
+      </w:r>
+      <w:r>
         <w:t xml:space="preserve">Checkwitch Poiron Architects Inc. — Architect AIBC, Principal departure: David Poiron — Co-founder. Architect AIBC. M.Arch with RAIC Gold Medal, University of Manitoba 1997. Based primarily in Nanaimo. Former faculty at Vancouver Island University Interior Design program (2001–2014). Established David Poiron Architect Inc. in 2002 before forming CPA in 2012. Firm general email: contact@cparch.ca; Nanaimo office: +1.250.714.1963.</w:t>
+      </w:r>
+    </w:p>
+    <w:p>
+      <w:r>
+        <w:rPr>
+          <w:b/>
+        </w:rPr>
+        <w:t xml:space="preserve">• LeadershipChange: </w:t>
+      </w:r>
+      <w:r>
+        <w:t xml:space="preserve">Ministry of Environment and ParksProcurement Services Branch — Tamara Davidson replaces George Heyman as Minister — Tamara Davidson was appointed Minister of Environment and Parks on November 18, 2024, succeeding George Heyman who held the role from 2017. Davidson is a first-term MLA with an Indigenous stewardship and federal land-management background rather than an engineering or urban infrastructure background. This is a meaningful relationship-reset for engineering consultants who had cultiv</w:t>
       </w:r>
     </w:p>
     <w:p>
@@ -2193,7 +2325,7 @@
         <w:t xml:space="preserve">• SE_OPEN: </w:t>
       </w:r>
       <w:r>
-        <w:t xml:space="preserve">Boniface Oleksiuk Politano Architects — Dialog/HBBH alumni — no external SE incumbent relationship from prior firms — Alan Boniface and Adrian Politano previously at DIALOG (which has in-house structural engineering via DIALOG Engineering). DIALOG projects wouldn't have established external SE relationships. Shane Oleksiuk from HBBH. BOP's SE selection from 2019 onward is effectively being built from scratch — no inherited SE incumbent. First KOR contact has maximum impact.</w:t>
+        <w:t xml:space="preserve">McFarland Marceau Architects — No SE relationships found in public sources — SE_OPEN confirmed — No structural engineer credits identified in any public source for MMAL projects. Firm specializes in institutional, recreational, educational, and Indigenous cultural facilities — SE selection for these projects varies widely (wood structures may use Fast+Epp; concrete civic may use other SEs). GAP REMAINS OPEN — tried: mmal.ca projects page, ConstructConnect (no free data), ZoomInfo (403). 7-person</w:t>
       </w:r>
     </w:p>
     <w:p>
@@ -2204,7 +2336,7 @@
         <w:t xml:space="preserve">• SE_OPEN: </w:t>
       </w:r>
       <w:r>
-        <w:t xml:space="preserve">Boniface Oleksiuk Politano Architects — No SE relationships confirmed — SE_OPEN genuinely — BOP Architects founded 2019. Principals came from Dialog (which has in-house structural DIALOG Engineering — no external SE relationship to carry forward) and HBBH. No external SE credits found on BOP-specific projects in public sources. GAP REMAINS OPEN — tried: bop.ca projects page, changingcitybook, vancouvermarket, constructconnect. Firm is new enough that SE relationships are still being established.</w:t>
+        <w:t xml:space="preserve">Boniface Oleksiuk Politano Architects — Dialog/HBBH alumni — no external SE incumbent relationship from prior firms — Alan Boniface and Adrian Politano previously at DIALOG (which has in-house structural engineering via DIALOG Engineering). DIALOG projects wouldn't have established external SE relationships. Shane Oleksiuk from HBBH. BOP's SE selection from 2019 onward is effectively being built from scratch — no inherited SE incumbent. First KOR contact has maximum impact.</w:t>
       </w:r>
     </w:p>
     <w:p>
@@ -2215,7 +2347,7 @@
         <w:t xml:space="preserve">• SE_OPEN: </w:t>
       </w:r>
       <w:r>
-        <w:t xml:space="preserve">GBL Architects — Fast+Epp confirmed as SE on Chief Leonard George Building (mass timber, Passive House) — Chief Leonard George Building: non-market residential + daycare, Passive House + mass timber. Fast+Epp as SE. 2025 AFBC Innovation Award, 2026 ASHRAE BC Technology Award. GBL uses Fast+Epp for sustainability/mass-timber projects, Glotman for market high-rise. Two-SE pattern = SE_OPEN.</w:t>
+        <w:t xml:space="preserve">Boniface Oleksiuk Politano Architects — No SE relationships confirmed — SE_OPEN genuinely — BOP Architects founded 2019. Principals came from Dialog (which has in-house structural DIALOG Engineering — no external SE relationship to carry forward) and HBBH. No external SE credits found on BOP-specific projects in public sources. GAP REMAINS OPEN — tried: bop.ca projects page, changingcitybook, vancouvermarket, constructconnect. Firm is new enough that SE relationships are still being established.</w:t>
       </w:r>
     </w:p>
     <w:p>
@@ -2226,7 +2358,7 @@
         <w:t xml:space="preserve">• SE_OPEN: </w:t>
       </w:r>
       <w:r>
-        <w:t xml:space="preserve">GBL Architects — Glotman Simpson confirmed as SE on 8X On The Park (35-storey, Brenhill) — 8X On The Park, 35-storey mixed-use (market + rental + retail) in Yaletown, Brenhill Developments. SE: Glotman Simpson. Project completed after decade-long design process. LEED Gold. This shows GBL uses Glotman on market high-rise residential.</w:t>
+        <w:t xml:space="preserve">GBL Architects — Fast+Epp confirmed as SE on Chief Leonard George Building (mass timber, Passive House) — Chief Leonard George Building: non-market residential + daycare, Passive House + mass timber. Fast+Epp as SE. 2025 AFBC Innovation Award, 2026 ASHRAE BC Technology Award. GBL uses Fast+Epp for sustainability/mass-timber projects, Glotman for market high-rise. Two-SE pattern = SE_OPEN.</w:t>
       </w:r>
     </w:p>
     <w:p>
@@ -2237,40 +2369,7 @@
         <w:t xml:space="preserve">• SE_OPEN: </w:t>
       </w:r>
       <w:r>
-        <w:t xml:space="preserve">Enoch Cree Nation — Northeast Development community building phase — Elders Lodge, Cultural Centre, Medical Centre; civil enabling infrastructure completing 2027; design procurement begins 2026-27 — $100M CIB infrastructure loan (financial close March 2025) enables water/wastewater/roads on 256-acre reserve development. These civil works are completing by 2027, triggering the community building phase: Elders Lodge, Cultural Centre, Health Facility (medical centre), new office and retail space. B</w:t>
-      </w:r>
-    </w:p>
-    <w:p>
-      <w:r>
-        <w:rPr>
-          <w:b/>
-        </w:rPr>
-        <w:t xml:space="preserve">• SE_OPEN: </w:t>
-      </w:r>
-      <w:r>
-        <w:t xml:space="preserve">Tawaw Architecture Collective — Independent Alberta First Nations commissions — ongoing, SE pattern unknown — Tawaw has demonstrated capacity for independent AB-origin commissions separate from their KPMB-led work. No public credits for SE on any independent Tawaw project found. Indigenous community projects (housing, community centres, health) in AB typically use CMHC or federal procurement where architect often selects SE.</w:t>
-      </w:r>
-    </w:p>
-    <w:p>
-      <w:r>
-        <w:rPr>
-          <w:b/>
-        </w:rPr>
-        <w:t xml:space="preserve">• SE_LOCKED: </w:t>
-      </w:r>
-      <w:r>
-        <w:t xml:space="preserve">Tawaw Architecture Collective — Arts Commons Transformation, Calgary — Entuitive confirmed SE (KPMB-led, Tawaw as sub) — LOCKED. Tawaw is a sub-architect to KPMB on Arts Commons Transformation. KPMB selected Entuitive as structural engineer. Tawaw did NOT control this SE selection. Remove from any open pursuit list. Steven Meldrum is Tawaw's active staff on this project.</w:t>
-      </w:r>
-    </w:p>
-    <w:p>
-      <w:r>
-        <w:rPr>
-          <w:b/>
-        </w:rPr>
-        <w:t xml:space="preserve">• SE_OPEN: </w:t>
-      </w:r>
-      <w:r>
-        <w:t xml:space="preserve">Tawaw Architecture Collective — NCTR Permanent Home — National Centre for Truth and Reconciliation, University of Manitoba Fort Garry Campus ($88.5M+) — CONFIRMED: Tawaw Architecture Collective is the selected Design Architect for the NCTR permanent home on Southwood Circle lands, University of Manitoba Fort Garry Campus. Announced April 7, 2026. Federal project ($88.5M+ estimated). The building will be an international learning lodge and sacred gathering place. SE has NOT been publicly selected</w:t>
+        <w:t xml:space="preserve">GBL Architects — Glotman Simpson confirmed as SE on 8X On The Park (35-storey, Brenhill) — 8X On The Park, 35-storey mixed-use (market + rental + retail) in Yaletown, Brenhill Developments. SE: Glotman Simpson. Project completed after decade-long design process. LEED Gold. This shows GBL uses Glotman on market high-rise residential.</w:t>
       </w:r>
     </w:p>
     <w:p>
@@ -2281,62 +2380,7 @@
         <w:t xml:space="preserve">• LeadershipChange: </w:t>
       </w:r>
       <w:r>
-        <w:t xml:space="preserve">MST Development Corporation — Co-partner (Crown corporation) departure: Canada Lands Corporation — MST is in process of buying out CLC's stake in both Jericho and Heather Lands, per Storeys reporting — will become 100% MST-controlled. CLC no longer a decision-maker on SE once buyout closes.</w:t>
-      </w:r>
-    </w:p>
-    <w:p>
-      <w:r>
-        <w:rPr>
-          <w:b/>
-        </w:rPr>
-        <w:t xml:space="preserve">• LeadershipChange: </w:t>
-      </w:r>
-      <w:r>
-        <w:t xml:space="preserve">Okanagan Indian Band (OKIB) — New Chief — Dan Wilson, April 2025 — Dan Wilson elected as Chief in April 2025 (term to April 2027). New council seated; priorities for capital investment under new leadership not yet publicly detailed.</w:t>
-      </w:r>
-    </w:p>
-    <w:p>
-      <w:r>
-        <w:rPr>
-          <w:b/>
-        </w:rPr>
-        <w:t xml:space="preserve">• LeadershipChange: </w:t>
-      </w:r>
-      <w:r>
-        <w:t xml:space="preserve">City of Courtenay — Chief Administrative Officer departure: Geoff Garbutt — CAO since April 2021. Background in strategic and long-range planning, sustainable community development. Formerly General Manager of Strategic and Community Development with Regional District of Nanaimo. Oversees all city operations and capital program delivery.</w:t>
-      </w:r>
-    </w:p>
-    <w:p>
-      <w:r>
-        <w:rPr>
-          <w:b/>
-        </w:rPr>
-        <w:t xml:space="preserve">• LeadershipChange: </w:t>
-      </w:r>
-      <w:r>
-        <w:t xml:space="preserve">Glotman Simpson Consulting Engineers — Chris Smith (P.Eng.) and Harrison Glotman (P.Eng.) appointed Principals (Sept 2023)</w:t>
-      </w:r>
-    </w:p>
-    <w:p>
-      <w:r>
-        <w:rPr>
-          <w:b/>
-        </w:rPr>
-        <w:t xml:space="preserve">• SE_SOFT: </w:t>
-      </w:r>
-      <w:r>
-        <w:t xml:space="preserve">Workun Garrick Partnership — Alberta Infrastructure DBFM model — SE in contractor consortium — Bird and Concert consortiums embed SE in their DBFM bids. WGP acts as architect under the consortium. KOR cannot access SE role on DBFM projects through WGP relationship alone.</w:t>
-      </w:r>
-    </w:p>
-    <w:p>
-      <w:r>
-        <w:rPr>
-          <w:b/>
-        </w:rPr>
-        <w:t xml:space="preserve">• SE_OPEN: </w:t>
-      </w:r>
-      <w:r>
-        <w:t xml:space="preserve">Workun Garrick Partnership — Workun Garrick — no confirmed SE incumbent on design-bid-build projects — On DBFM projects the SE is in the contractor consortium. On traditional projects WGP selects their own SE. No public record of a locked SE relationship. KOR should approach directly.</w:t>
+        <w:t xml:space="preserve">K'ómoks Economic Development Corporation — New CEO (Jan 2025) and CAO (Mar 2025) — leadership renewal at KEDC and K'ómoks FN — Both the CEO of the economic development corporation and the CAO of K'ómoks First Nation were new appointments in early 2025. Leadership renewal may drive expanded development ambitions on K'ómoks lands in the Comox Valley.</w:t>
       </w:r>
     </w:p>
     <w:p>
